--- a/Notes/TODOBulkAPI.docx
+++ b/Notes/TODOBulkAPI.docx
@@ -1,6 +1,6 @@
 
 <file path=word/document.xml><?xml version="1.0" encoding="utf-8"?>
-<w:document xmlns:wpc="http://schemas.microsoft.com/office/word/2010/wordprocessingCanvas" xmlns:cx="http://schemas.microsoft.com/office/drawing/2014/chartex" xmlns:cx1="http://schemas.microsoft.com/office/drawing/2015/9/8/chartex" xmlns:cx2="http://schemas.microsoft.com/office/drawing/2015/10/21/chartex" xmlns:cx3="http://schemas.microsoft.com/office/drawing/2016/5/9/chartex" xmlns:cx4="http://schemas.microsoft.com/office/drawing/2016/5/10/chartex" xmlns:cx5="http://schemas.microsoft.com/office/drawing/2016/5/11/chartex" xmlns:cx6="http://schemas.microsoft.com/office/drawing/2016/5/12/chartex" xmlns:cx7="http://schemas.microsoft.com/office/drawing/2016/5/13/chartex" xmlns:cx8="http://schemas.microsoft.com/office/drawing/2016/5/14/chartex" xmlns:mc="http://schemas.openxmlformats.org/markup-compatibility/2006" xmlns:aink="http://schemas.microsoft.com/office/drawing/2016/ink" xmlns:am3d="http://schemas.microsoft.com/office/drawing/2017/model3d" xmlns:o="urn:schemas-microsoft-com:office:office" xmlns:oel="http://schemas.microsoft.com/office/2019/extlst" xmlns:r="http://schemas.openxmlformats.org/officeDocument/2006/relationships" xmlns:m="http://schemas.openxmlformats.org/officeDocument/2006/math" xmlns:v="urn:schemas-microsoft-com:vml" xmlns:wp14="http://schemas.microsoft.com/office/word/2010/wordprocessingDrawing" xmlns:wp="http://schemas.openxmlformats.org/drawingml/2006/wordprocessingDrawing" xmlns:w10="urn:schemas-microsoft-com:office:word" xmlns:w="http://schemas.openxmlformats.org/wordprocessingml/2006/main" xmlns:w14="http://schemas.microsoft.com/office/word/2010/wordml" xmlns:w15="http://schemas.microsoft.com/office/word/2012/wordml" xmlns:w16cex="http://schemas.microsoft.com/office/word/2018/wordml/cex" xmlns:w16cid="http://schemas.microsoft.com/office/word/2016/wordml/cid" xmlns:w16="http://schemas.microsoft.com/office/word/2018/wordml" xmlns:w16du="http://schemas.microsoft.com/office/word/2023/wordml/word16du" xmlns:w16sdtdh="http://schemas.microsoft.com/office/word/2020/wordml/sdtdatahash" xmlns:w16se="http://schemas.microsoft.com/office/word/2015/wordml/symex" xmlns:wpg="http://schemas.microsoft.com/office/word/2010/wordprocessingGroup" xmlns:wpi="http://schemas.microsoft.com/office/word/2010/wordprocessingInk" xmlns:wne="http://schemas.microsoft.com/office/word/2006/wordml" xmlns:wps="http://schemas.microsoft.com/office/word/2010/wordprocessingShape" mc:Ignorable="w14 w15 w16se w16cid w16 w16cex w16sdtdh w16du wp14">
+<w:document xmlns:wpc="http://schemas.microsoft.com/office/word/2010/wordprocessingCanvas" xmlns:cx="http://schemas.microsoft.com/office/drawing/2014/chartex" xmlns:cx1="http://schemas.microsoft.com/office/drawing/2015/9/8/chartex" xmlns:cx2="http://schemas.microsoft.com/office/drawing/2015/10/21/chartex" xmlns:cx3="http://schemas.microsoft.com/office/drawing/2016/5/9/chartex" xmlns:cx4="http://schemas.microsoft.com/office/drawing/2016/5/10/chartex" xmlns:cx5="http://schemas.microsoft.com/office/drawing/2016/5/11/chartex" xmlns:cx6="http://schemas.microsoft.com/office/drawing/2016/5/12/chartex" xmlns:cx7="http://schemas.microsoft.com/office/drawing/2016/5/13/chartex" xmlns:cx8="http://schemas.microsoft.com/office/drawing/2016/5/14/chartex" xmlns:mc="http://schemas.openxmlformats.org/markup-compatibility/2006" xmlns:aink="http://schemas.microsoft.com/office/drawing/2016/ink" xmlns:am3d="http://schemas.microsoft.com/office/drawing/2017/model3d" xmlns:o="urn:schemas-microsoft-com:office:office" xmlns:oel="http://schemas.microsoft.com/office/2019/extlst" xmlns:r="http://schemas.openxmlformats.org/officeDocument/2006/relationships" xmlns:m="http://schemas.openxmlformats.org/officeDocument/2006/math" xmlns:v="urn:schemas-microsoft-com:vml" xmlns:wp14="http://schemas.microsoft.com/office/word/2010/wordprocessingDrawing" xmlns:wp="http://schemas.openxmlformats.org/drawingml/2006/wordprocessingDrawing" xmlns:w10="urn:schemas-microsoft-com:office:word" xmlns:w="http://schemas.openxmlformats.org/wordprocessingml/2006/main" xmlns:w14="http://schemas.microsoft.com/office/word/2010/wordml" xmlns:w15="http://schemas.microsoft.com/office/word/2012/wordml" xmlns:w16cex="http://schemas.microsoft.com/office/word/2018/wordml/cex" xmlns:w16cid="http://schemas.microsoft.com/office/word/2016/wordml/cid" xmlns:w16="http://schemas.microsoft.com/office/word/2018/wordml" xmlns:w16du="http://schemas.microsoft.com/office/word/2023/wordml/word16du" xmlns:w16sdtdh="http://schemas.microsoft.com/office/word/2020/wordml/sdtdatahash" xmlns:w16sdtfl="http://schemas.microsoft.com/office/word/2024/wordml/sdtformatlock" xmlns:w16se="http://schemas.microsoft.com/office/word/2015/wordml/symex" xmlns:wpg="http://schemas.microsoft.com/office/word/2010/wordprocessingGroup" xmlns:wpi="http://schemas.microsoft.com/office/word/2010/wordprocessingInk" xmlns:wne="http://schemas.microsoft.com/office/word/2006/wordml" xmlns:wps="http://schemas.microsoft.com/office/word/2010/wordprocessingShape" mc:Ignorable="w14 w15 w16se w16cid w16 w16cex w16sdtdh w16sdtfl w16du wp14">
   <w:body>
     <w:p>
       <w:r>
@@ -65,6 +65,7 @@
       <w:r>
         <w:rPr>
           <w:rStyle w:val="Hyperlink"/>
+          <w:noProof/>
         </w:rPr>
         <w:drawing>
           <wp:inline distT="0" distB="0" distL="0" distR="0" wp14:anchorId="44250B57" wp14:editId="23AD1BF2">
@@ -172,6 +173,7 @@
       <w:r>
         <w:rPr>
           <w:rStyle w:val="Hyperlink"/>
+          <w:noProof/>
         </w:rPr>
         <w:drawing>
           <wp:inline distT="0" distB="0" distL="0" distR="0" wp14:anchorId="5C30E2BE" wp14:editId="61FFBCF0">
@@ -460,8 +462,11 @@
         <w:fldChar w:fldCharType="separate"/>
       </w:r>
       <w:r>
+        <w:rPr>
+          <w:noProof/>
+        </w:rPr>
         <w:drawing>
-          <wp:inline distT="0" distB="0" distL="0" distR="0" wp14:anchorId="5A778091" wp14:editId="3B39D133">
+          <wp:inline distT="0" distB="0" distL="0" distR="0" wp14:anchorId="5A778091" wp14:editId="43331FC0">
             <wp:extent cx="5731510" cy="3799205"/>
             <wp:effectExtent l="0" t="0" r="0" b="0"/>
             <wp:docPr id="1341625011" name="Picture 81" descr="A person typing on a computer&#10;&#10;Description automatically generated"/>
@@ -544,8 +549,11 @@
         <w:fldChar w:fldCharType="separate"/>
       </w:r>
       <w:r>
+        <w:rPr>
+          <w:noProof/>
+        </w:rPr>
         <w:drawing>
-          <wp:inline distT="0" distB="0" distL="0" distR="0" wp14:anchorId="358C29F2" wp14:editId="042FDCE4">
+          <wp:inline distT="0" distB="0" distL="0" distR="0" wp14:anchorId="358C29F2" wp14:editId="0D139476">
             <wp:extent cx="5731510" cy="2757170"/>
             <wp:effectExtent l="0" t="0" r="0" b="0"/>
             <wp:docPr id="1729741766" name="Picture 80" descr="A diagram of a business process&#10;&#10;Description automatically generated"/>
@@ -850,6 +858,9 @@
         <w:fldChar w:fldCharType="separate"/>
       </w:r>
       <w:r>
+        <w:rPr>
+          <w:noProof/>
+        </w:rPr>
         <w:drawing>
           <wp:inline distT="0" distB="0" distL="0" distR="0" wp14:anchorId="5D31F8A3" wp14:editId="4FEB7E4D">
             <wp:extent cx="5731510" cy="3332480"/>
@@ -983,6 +994,9 @@
         <w:fldChar w:fldCharType="separate"/>
       </w:r>
       <w:r>
+        <w:rPr>
+          <w:noProof/>
+        </w:rPr>
         <w:drawing>
           <wp:inline distT="0" distB="0" distL="0" distR="0" wp14:anchorId="611C693E" wp14:editId="1408DAD6">
             <wp:extent cx="5731510" cy="2446020"/>
@@ -1079,6 +1093,9 @@
         <w:fldChar w:fldCharType="separate"/>
       </w:r>
       <w:r>
+        <w:rPr>
+          <w:noProof/>
+        </w:rPr>
         <w:drawing>
           <wp:inline distT="0" distB="0" distL="0" distR="0" wp14:anchorId="19FE5C2C" wp14:editId="1C1C624B">
             <wp:extent cx="3920490" cy="8863330"/>
@@ -1394,6 +1411,9 @@
         <w:fldChar w:fldCharType="separate"/>
       </w:r>
       <w:r>
+        <w:rPr>
+          <w:noProof/>
+        </w:rPr>
         <w:drawing>
           <wp:inline distT="0" distB="0" distL="0" distR="0" wp14:anchorId="4E22C5FF" wp14:editId="146D0947">
             <wp:extent cx="5731510" cy="7827010"/>
@@ -1774,6 +1794,7 @@
       <w:r>
         <w:rPr>
           <w:rStyle w:val="Hyperlink"/>
+          <w:noProof/>
         </w:rPr>
         <w:drawing>
           <wp:inline distT="0" distB="0" distL="0" distR="0" wp14:anchorId="2712A274" wp14:editId="54C8269F">
@@ -1881,6 +1902,7 @@
       <w:r>
         <w:rPr>
           <w:rStyle w:val="Hyperlink"/>
+          <w:noProof/>
         </w:rPr>
         <w:drawing>
           <wp:inline distT="0" distB="0" distL="0" distR="0" wp14:anchorId="10EEF550" wp14:editId="309AEEA1">
@@ -2081,6 +2103,9 @@
         <w:fldChar w:fldCharType="separate"/>
       </w:r>
       <w:r>
+        <w:rPr>
+          <w:noProof/>
+        </w:rPr>
         <w:drawing>
           <wp:inline distT="0" distB="0" distL="0" distR="0" wp14:anchorId="3A45C83E" wp14:editId="2054C2AC">
             <wp:extent cx="5731510" cy="4431665"/>
@@ -2177,6 +2202,7 @@
       <w:r>
         <w:rPr>
           <w:rStyle w:val="Hyperlink"/>
+          <w:noProof/>
         </w:rPr>
         <w:drawing>
           <wp:inline distT="0" distB="0" distL="0" distR="0" wp14:anchorId="221FC59F" wp14:editId="38423562">
@@ -2473,6 +2499,9 @@
         <w:fldChar w:fldCharType="separate"/>
       </w:r>
       <w:r>
+        <w:rPr>
+          <w:noProof/>
+        </w:rPr>
         <w:drawing>
           <wp:inline distT="0" distB="0" distL="0" distR="0" wp14:anchorId="37ED2919" wp14:editId="3578D70A">
             <wp:extent cx="5731510" cy="5731510"/>
@@ -2569,6 +2598,7 @@
       <w:r>
         <w:rPr>
           <w:rStyle w:val="Hyperlink"/>
+          <w:noProof/>
         </w:rPr>
         <w:drawing>
           <wp:inline distT="0" distB="0" distL="0" distR="0" wp14:anchorId="204E70BC" wp14:editId="26103110">
@@ -2739,18 +2769,8 @@
           <w:b/>
           <w:bCs/>
         </w:rPr>
-        <w:t xml:space="preserve">How to Run LLMs Locally with </w:t>
-      </w:r>
-      <w:proofErr w:type="spellStart"/>
-      <w:r>
-        <w:rPr>
-          <w:rStyle w:val="Hyperlink"/>
-          <w:b/>
-          <w:bCs/>
-        </w:rPr>
-        <w:t>Ollama</w:t>
-      </w:r>
-      <w:proofErr w:type="spellEnd"/>
+        <w:t>How to Run LLMs Locally with Ollama</w:t>
+      </w:r>
     </w:p>
     <w:p>
       <w:pPr>
@@ -2833,6 +2853,9 @@
         <w:fldChar w:fldCharType="separate"/>
       </w:r>
       <w:r>
+        <w:rPr>
+          <w:noProof/>
+        </w:rPr>
         <w:drawing>
           <wp:inline distT="0" distB="0" distL="0" distR="0" wp14:anchorId="7C47AF2A" wp14:editId="6DA8A1E2">
             <wp:extent cx="5731510" cy="3820795"/>
@@ -2929,6 +2952,7 @@
       <w:r>
         <w:rPr>
           <w:rStyle w:val="Hyperlink"/>
+          <w:noProof/>
         </w:rPr>
         <w:drawing>
           <wp:inline distT="0" distB="0" distL="0" distR="0" wp14:anchorId="6517DA69" wp14:editId="45134464">
@@ -3183,6 +3207,9 @@
         <w:fldChar w:fldCharType="separate"/>
       </w:r>
       <w:r>
+        <w:rPr>
+          <w:noProof/>
+        </w:rPr>
         <w:drawing>
           <wp:inline distT="0" distB="0" distL="0" distR="0" wp14:anchorId="5F22ED99" wp14:editId="7EE51862">
             <wp:extent cx="5731510" cy="5731510"/>
@@ -3279,6 +3306,7 @@
       <w:r>
         <w:rPr>
           <w:rStyle w:val="Hyperlink"/>
+          <w:noProof/>
         </w:rPr>
         <w:drawing>
           <wp:inline distT="0" distB="0" distL="0" distR="0" wp14:anchorId="5A01DF4C" wp14:editId="03B02F14">
@@ -3633,6 +3661,9 @@
         <w:fldChar w:fldCharType="separate"/>
       </w:r>
       <w:r>
+        <w:rPr>
+          <w:noProof/>
+        </w:rPr>
         <w:drawing>
           <wp:inline distT="0" distB="0" distL="0" distR="0" wp14:anchorId="14E042D9" wp14:editId="522E3808">
             <wp:extent cx="5731510" cy="6990715"/>
@@ -3729,6 +3760,7 @@
       <w:r>
         <w:rPr>
           <w:rStyle w:val="Hyperlink"/>
+          <w:noProof/>
         </w:rPr>
         <w:drawing>
           <wp:inline distT="0" distB="0" distL="0" distR="0" wp14:anchorId="7A71494F" wp14:editId="24335C14">
@@ -3983,6 +4015,9 @@
         <w:fldChar w:fldCharType="separate"/>
       </w:r>
       <w:r>
+        <w:rPr>
+          <w:noProof/>
+        </w:rPr>
         <w:drawing>
           <wp:inline distT="0" distB="0" distL="0" distR="0" wp14:anchorId="67164AAA" wp14:editId="1B3FE4C0">
             <wp:extent cx="5731510" cy="3226435"/>
@@ -4079,6 +4114,7 @@
       <w:r>
         <w:rPr>
           <w:rStyle w:val="Hyperlink"/>
+          <w:noProof/>
         </w:rPr>
         <w:drawing>
           <wp:inline distT="0" distB="0" distL="0" distR="0" wp14:anchorId="5D3B5C69" wp14:editId="6A6B4576">
@@ -4167,19 +4203,11 @@
           <w:rStyle w:val="Hyperlink"/>
         </w:rPr>
       </w:pPr>
-      <w:proofErr w:type="spellStart"/>
-      <w:r>
-        <w:rPr>
-          <w:rStyle w:val="Hyperlink"/>
-        </w:rPr>
-        <w:t>Afan</w:t>
-      </w:r>
-      <w:proofErr w:type="spellEnd"/>
-      <w:r>
-        <w:rPr>
-          <w:rStyle w:val="Hyperlink"/>
-        </w:rPr>
-        <w:t xml:space="preserve"> Khan</w:t>
+      <w:r>
+        <w:rPr>
+          <w:rStyle w:val="Hyperlink"/>
+        </w:rPr>
+        <w:t>Afan Khan</w:t>
       </w:r>
     </w:p>
     <w:p>
@@ -4378,6 +4406,7 @@
       <w:r>
         <w:rPr>
           <w:rStyle w:val="Hyperlink"/>
+          <w:noProof/>
         </w:rPr>
         <w:drawing>
           <wp:inline distT="0" distB="0" distL="0" distR="0" wp14:anchorId="4954FD43" wp14:editId="2DE79B64">
@@ -4466,6 +4495,7 @@
       <w:r>
         <w:rPr>
           <w:rStyle w:val="Hyperlink"/>
+          <w:noProof/>
         </w:rPr>
         <w:drawing>
           <wp:inline distT="0" distB="0" distL="0" distR="0" wp14:anchorId="5C84DA5D" wp14:editId="29411941">
@@ -4554,6 +4584,7 @@
       <w:r>
         <w:rPr>
           <w:rStyle w:val="Hyperlink"/>
+          <w:noProof/>
         </w:rPr>
         <w:drawing>
           <wp:inline distT="0" distB="0" distL="0" distR="0" wp14:anchorId="6FBA189E" wp14:editId="4172A8DB">
@@ -4689,6 +4720,7 @@
       <w:r>
         <w:rPr>
           <w:rStyle w:val="Hyperlink"/>
+          <w:noProof/>
         </w:rPr>
         <w:drawing>
           <wp:inline distT="0" distB="0" distL="0" distR="0" wp14:anchorId="514F68BF" wp14:editId="66C4B605">
@@ -4777,6 +4809,7 @@
       <w:r>
         <w:rPr>
           <w:rStyle w:val="Hyperlink"/>
+          <w:noProof/>
         </w:rPr>
         <w:drawing>
           <wp:inline distT="0" distB="0" distL="0" distR="0" wp14:anchorId="6E725142" wp14:editId="2387BD34">
@@ -4912,6 +4945,7 @@
       <w:r>
         <w:rPr>
           <w:rStyle w:val="Hyperlink"/>
+          <w:noProof/>
         </w:rPr>
         <w:drawing>
           <wp:inline distT="0" distB="0" distL="0" distR="0" wp14:anchorId="32A44411" wp14:editId="29723022">
@@ -5000,6 +5034,7 @@
       <w:r>
         <w:rPr>
           <w:rStyle w:val="Hyperlink"/>
+          <w:noProof/>
         </w:rPr>
         <w:drawing>
           <wp:inline distT="0" distB="0" distL="0" distR="0" wp14:anchorId="62D41A03" wp14:editId="1CAD63B1">
@@ -5088,6 +5123,7 @@
       <w:r>
         <w:rPr>
           <w:rStyle w:val="Hyperlink"/>
+          <w:noProof/>
         </w:rPr>
         <w:drawing>
           <wp:inline distT="0" distB="0" distL="0" distR="0" wp14:anchorId="7DF6DD1F" wp14:editId="42D640E3">
@@ -5223,6 +5259,7 @@
       <w:r>
         <w:rPr>
           <w:rStyle w:val="Hyperlink"/>
+          <w:noProof/>
         </w:rPr>
         <w:drawing>
           <wp:inline distT="0" distB="0" distL="0" distR="0" wp14:anchorId="028DEE05" wp14:editId="505BF4E0">
@@ -5312,6 +5349,7 @@
       <w:r>
         <w:rPr>
           <w:rStyle w:val="Hyperlink"/>
+          <w:noProof/>
         </w:rPr>
         <w:drawing>
           <wp:inline distT="0" distB="0" distL="0" distR="0" wp14:anchorId="19F0DDC1" wp14:editId="30841829">
@@ -5400,6 +5438,7 @@
       <w:r>
         <w:rPr>
           <w:rStyle w:val="Hyperlink"/>
+          <w:noProof/>
         </w:rPr>
         <w:drawing>
           <wp:inline distT="0" distB="0" distL="0" distR="0" wp14:anchorId="487807D6" wp14:editId="569FB29D">
@@ -5503,6 +5542,9 @@
         <w:fldChar w:fldCharType="separate"/>
       </w:r>
       <w:r>
+        <w:rPr>
+          <w:noProof/>
+        </w:rPr>
         <w:drawing>
           <wp:inline distT="0" distB="0" distL="0" distR="0" wp14:anchorId="3FD17B9A" wp14:editId="3F3F8968">
             <wp:extent cx="5731510" cy="2498725"/>
@@ -5599,6 +5641,7 @@
       <w:r>
         <w:rPr>
           <w:rStyle w:val="Hyperlink"/>
+          <w:noProof/>
         </w:rPr>
         <w:drawing>
           <wp:inline distT="0" distB="0" distL="0" distR="0" wp14:anchorId="627F9B22" wp14:editId="48B4BD37">
@@ -5687,19 +5730,11 @@
           <w:rStyle w:val="Hyperlink"/>
         </w:rPr>
       </w:pPr>
-      <w:proofErr w:type="spellStart"/>
-      <w:r>
-        <w:rPr>
-          <w:rStyle w:val="Hyperlink"/>
-        </w:rPr>
-        <w:t>Pani</w:t>
-      </w:r>
-      <w:proofErr w:type="spellEnd"/>
-      <w:r>
-        <w:rPr>
-          <w:rStyle w:val="Hyperlink"/>
-        </w:rPr>
-        <w:t xml:space="preserve"> </w:t>
+      <w:r>
+        <w:rPr>
+          <w:rStyle w:val="Hyperlink"/>
+        </w:rPr>
+        <w:t xml:space="preserve">Pani </w:t>
       </w:r>
       <w:proofErr w:type="spellStart"/>
       <w:r>
@@ -5835,6 +5870,9 @@
         <w:fldChar w:fldCharType="separate"/>
       </w:r>
       <w:r>
+        <w:rPr>
+          <w:noProof/>
+        </w:rPr>
         <w:drawing>
           <wp:inline distT="0" distB="0" distL="0" distR="0" wp14:anchorId="546F5F89" wp14:editId="04892824">
             <wp:extent cx="5731510" cy="3224530"/>
@@ -5931,6 +5969,7 @@
       <w:r>
         <w:rPr>
           <w:rStyle w:val="Hyperlink"/>
+          <w:noProof/>
         </w:rPr>
         <w:drawing>
           <wp:inline distT="0" distB="0" distL="0" distR="0" wp14:anchorId="4FB0F218" wp14:editId="496E599D">
@@ -6185,6 +6224,9 @@
         <w:fldChar w:fldCharType="separate"/>
       </w:r>
       <w:r>
+        <w:rPr>
+          <w:noProof/>
+        </w:rPr>
         <w:drawing>
           <wp:inline distT="0" distB="0" distL="0" distR="0" wp14:anchorId="52446F10" wp14:editId="1F649C4F">
             <wp:extent cx="5731510" cy="3380740"/>
@@ -6281,6 +6323,7 @@
       <w:r>
         <w:rPr>
           <w:rStyle w:val="Hyperlink"/>
+          <w:noProof/>
         </w:rPr>
         <w:drawing>
           <wp:inline distT="0" distB="0" distL="0" distR="0" wp14:anchorId="2665ABAE" wp14:editId="5AFBED00">
@@ -6535,6 +6578,9 @@
         <w:fldChar w:fldCharType="separate"/>
       </w:r>
       <w:r>
+        <w:rPr>
+          <w:noProof/>
+        </w:rPr>
         <w:drawing>
           <wp:inline distT="0" distB="0" distL="0" distR="0" wp14:anchorId="2577F726" wp14:editId="40676A5A">
             <wp:extent cx="5731510" cy="4296410"/>
@@ -6631,6 +6677,7 @@
       <w:r>
         <w:rPr>
           <w:rStyle w:val="Hyperlink"/>
+          <w:noProof/>
         </w:rPr>
         <w:drawing>
           <wp:inline distT="0" distB="0" distL="0" distR="0" wp14:anchorId="0651247B" wp14:editId="51C54F94">
@@ -6723,16 +6770,8 @@
         <w:rPr>
           <w:rStyle w:val="Hyperlink"/>
         </w:rPr>
-        <w:t xml:space="preserve">Andrew </w:t>
-      </w:r>
-      <w:proofErr w:type="spellStart"/>
-      <w:r>
-        <w:rPr>
-          <w:rStyle w:val="Hyperlink"/>
-        </w:rPr>
-        <w:t>Zuo</w:t>
-      </w:r>
-      <w:proofErr w:type="spellEnd"/>
+        <w:t>Andrew Zuo</w:t>
+      </w:r>
     </w:p>
     <w:p>
       <w:r>
@@ -7229,7 +7268,7 @@
 </file>
 
 <file path=word/numbering.xml><?xml version="1.0" encoding="utf-8"?>
-<w:numbering xmlns:wpc="http://schemas.microsoft.com/office/word/2010/wordprocessingCanvas" xmlns:cx="http://schemas.microsoft.com/office/drawing/2014/chartex" xmlns:cx1="http://schemas.microsoft.com/office/drawing/2015/9/8/chartex" xmlns:cx2="http://schemas.microsoft.com/office/drawing/2015/10/21/chartex" xmlns:cx3="http://schemas.microsoft.com/office/drawing/2016/5/9/chartex" xmlns:cx4="http://schemas.microsoft.com/office/drawing/2016/5/10/chartex" xmlns:cx5="http://schemas.microsoft.com/office/drawing/2016/5/11/chartex" xmlns:cx6="http://schemas.microsoft.com/office/drawing/2016/5/12/chartex" xmlns:cx7="http://schemas.microsoft.com/office/drawing/2016/5/13/chartex" xmlns:cx8="http://schemas.microsoft.com/office/drawing/2016/5/14/chartex" xmlns:mc="http://schemas.openxmlformats.org/markup-compatibility/2006" xmlns:aink="http://schemas.microsoft.com/office/drawing/2016/ink" xmlns:am3d="http://schemas.microsoft.com/office/drawing/2017/model3d" xmlns:o="urn:schemas-microsoft-com:office:office" xmlns:oel="http://schemas.microsoft.com/office/2019/extlst" xmlns:r="http://schemas.openxmlformats.org/officeDocument/2006/relationships" xmlns:m="http://schemas.openxmlformats.org/officeDocument/2006/math" xmlns:v="urn:schemas-microsoft-com:vml" xmlns:wp14="http://schemas.microsoft.com/office/word/2010/wordprocessingDrawing" xmlns:wp="http://schemas.openxmlformats.org/drawingml/2006/wordprocessingDrawing" xmlns:w10="urn:schemas-microsoft-com:office:word" xmlns:w="http://schemas.openxmlformats.org/wordprocessingml/2006/main" xmlns:w14="http://schemas.microsoft.com/office/word/2010/wordml" xmlns:w15="http://schemas.microsoft.com/office/word/2012/wordml" xmlns:w16cex="http://schemas.microsoft.com/office/word/2018/wordml/cex" xmlns:w16cid="http://schemas.microsoft.com/office/word/2016/wordml/cid" xmlns:w16="http://schemas.microsoft.com/office/word/2018/wordml" xmlns:w16du="http://schemas.microsoft.com/office/word/2023/wordml/word16du" xmlns:w16sdtdh="http://schemas.microsoft.com/office/word/2020/wordml/sdtdatahash" xmlns:w16se="http://schemas.microsoft.com/office/word/2015/wordml/symex" xmlns:wpg="http://schemas.microsoft.com/office/word/2010/wordprocessingGroup" xmlns:wpi="http://schemas.microsoft.com/office/word/2010/wordprocessingInk" xmlns:wne="http://schemas.microsoft.com/office/word/2006/wordml" xmlns:wps="http://schemas.microsoft.com/office/word/2010/wordprocessingShape" mc:Ignorable="w14 w15 w16se w16cid w16 w16cex w16sdtdh w16du wp14">
+<w:numbering xmlns:wpc="http://schemas.microsoft.com/office/word/2010/wordprocessingCanvas" xmlns:cx="http://schemas.microsoft.com/office/drawing/2014/chartex" xmlns:cx1="http://schemas.microsoft.com/office/drawing/2015/9/8/chartex" xmlns:cx2="http://schemas.microsoft.com/office/drawing/2015/10/21/chartex" xmlns:cx3="http://schemas.microsoft.com/office/drawing/2016/5/9/chartex" xmlns:cx4="http://schemas.microsoft.com/office/drawing/2016/5/10/chartex" xmlns:cx5="http://schemas.microsoft.com/office/drawing/2016/5/11/chartex" xmlns:cx6="http://schemas.microsoft.com/office/drawing/2016/5/12/chartex" xmlns:cx7="http://schemas.microsoft.com/office/drawing/2016/5/13/chartex" xmlns:cx8="http://schemas.microsoft.com/office/drawing/2016/5/14/chartex" xmlns:mc="http://schemas.openxmlformats.org/markup-compatibility/2006" xmlns:aink="http://schemas.microsoft.com/office/drawing/2016/ink" xmlns:am3d="http://schemas.microsoft.com/office/drawing/2017/model3d" xmlns:o="urn:schemas-microsoft-com:office:office" xmlns:oel="http://schemas.microsoft.com/office/2019/extlst" xmlns:r="http://schemas.openxmlformats.org/officeDocument/2006/relationships" xmlns:m="http://schemas.openxmlformats.org/officeDocument/2006/math" xmlns:v="urn:schemas-microsoft-com:vml" xmlns:wp14="http://schemas.microsoft.com/office/word/2010/wordprocessingDrawing" xmlns:wp="http://schemas.openxmlformats.org/drawingml/2006/wordprocessingDrawing" xmlns:w10="urn:schemas-microsoft-com:office:word" xmlns:w="http://schemas.openxmlformats.org/wordprocessingml/2006/main" xmlns:w14="http://schemas.microsoft.com/office/word/2010/wordml" xmlns:w15="http://schemas.microsoft.com/office/word/2012/wordml" xmlns:w16cex="http://schemas.microsoft.com/office/word/2018/wordml/cex" xmlns:w16cid="http://schemas.microsoft.com/office/word/2016/wordml/cid" xmlns:w16="http://schemas.microsoft.com/office/word/2018/wordml" xmlns:w16du="http://schemas.microsoft.com/office/word/2023/wordml/word16du" xmlns:w16sdtdh="http://schemas.microsoft.com/office/word/2020/wordml/sdtdatahash" xmlns:w16sdtfl="http://schemas.microsoft.com/office/word/2024/wordml/sdtformatlock" xmlns:w16se="http://schemas.microsoft.com/office/word/2015/wordml/symex" xmlns:wpg="http://schemas.microsoft.com/office/word/2010/wordprocessingGroup" xmlns:wpi="http://schemas.microsoft.com/office/word/2010/wordprocessingInk" xmlns:wne="http://schemas.microsoft.com/office/word/2006/wordml" xmlns:wps="http://schemas.microsoft.com/office/word/2010/wordprocessingShape" mc:Ignorable="w14 w15 w16se w16cid w16 w16cex w16sdtdh w16sdtfl w16du wp14">
   <w:abstractNum w:abstractNumId="0" w15:restartNumberingAfterBreak="0">
     <w:nsid w:val="04B00B13"/>
     <w:multiLevelType w:val="multilevel"/>
@@ -8226,7 +8265,7 @@
 </file>
 
 <file path=word/styles.xml><?xml version="1.0" encoding="utf-8"?>
-<w:styles xmlns:mc="http://schemas.openxmlformats.org/markup-compatibility/2006" xmlns:r="http://schemas.openxmlformats.org/officeDocument/2006/relationships" xmlns:w="http://schemas.openxmlformats.org/wordprocessingml/2006/main" xmlns:w14="http://schemas.microsoft.com/office/word/2010/wordml" xmlns:w15="http://schemas.microsoft.com/office/word/2012/wordml" xmlns:w16cex="http://schemas.microsoft.com/office/word/2018/wordml/cex" xmlns:w16cid="http://schemas.microsoft.com/office/word/2016/wordml/cid" xmlns:w16="http://schemas.microsoft.com/office/word/2018/wordml" xmlns:w16du="http://schemas.microsoft.com/office/word/2023/wordml/word16du" xmlns:w16sdtdh="http://schemas.microsoft.com/office/word/2020/wordml/sdtdatahash" xmlns:w16se="http://schemas.microsoft.com/office/word/2015/wordml/symex" mc:Ignorable="w14 w15 w16se w16cid w16 w16cex w16sdtdh w16du">
+<w:styles xmlns:mc="http://schemas.openxmlformats.org/markup-compatibility/2006" xmlns:r="http://schemas.openxmlformats.org/officeDocument/2006/relationships" xmlns:w="http://schemas.openxmlformats.org/wordprocessingml/2006/main" xmlns:w14="http://schemas.microsoft.com/office/word/2010/wordml" xmlns:w15="http://schemas.microsoft.com/office/word/2012/wordml" xmlns:w16cex="http://schemas.microsoft.com/office/word/2018/wordml/cex" xmlns:w16cid="http://schemas.microsoft.com/office/word/2016/wordml/cid" xmlns:w16="http://schemas.microsoft.com/office/word/2018/wordml" xmlns:w16du="http://schemas.microsoft.com/office/word/2023/wordml/word16du" xmlns:w16sdtdh="http://schemas.microsoft.com/office/word/2020/wordml/sdtdatahash" xmlns:w16sdtfl="http://schemas.microsoft.com/office/word/2024/wordml/sdtformatlock" xmlns:w16se="http://schemas.microsoft.com/office/word/2015/wordml/symex" mc:Ignorable="w14 w15 w16se w16cid w16 w16cex w16sdtdh w16sdtfl w16du">
   <w:docDefaults>
     <w:rPrDefault>
       <w:rPr>
@@ -8822,6 +8861,7 @@
   <w:style w:type="character" w:default="1" w:styleId="DefaultParagraphFont">
     <w:name w:val="Default Paragraph Font"/>
     <w:uiPriority w:val="1"/>
+    <w:semiHidden/>
     <w:unhideWhenUsed/>
   </w:style>
   <w:style w:type="table" w:default="1" w:styleId="TableNormal">
